--- a/Acordes domingo/Fercho/El Señor es mi Pastor - Danilo V2 (C).docx
+++ b/Acordes domingo/Fercho/El Señor es mi Pastor - Danilo V2 (C).docx
@@ -13,7 +13,7 @@
           <w:ilvl w:val="0"/>
           <w:numId w:val="0"/>
         </w:numPr>
-        <w:overflowPunct w:val="true"/>
+        <w:overflowPunct w:val="false"/>
         <w:bidi w:val="0"/>
         <w:snapToGrid w:val="true"/>
         <w:ind w:hanging="0" w:left="0"/>
@@ -50,7 +50,7 @@
           <w:ilvl w:val="0"/>
           <w:numId w:val="0"/>
         </w:numPr>
-        <w:overflowPunct w:val="true"/>
+        <w:overflowPunct w:val="false"/>
         <w:bidi w:val="0"/>
         <w:snapToGrid w:val="true"/>
         <w:ind w:hanging="0" w:left="0"/>
@@ -87,43 +87,43 @@
           <w:ilvl w:val="0"/>
           <w:numId w:val="0"/>
         </w:numPr>
-        <w:overflowPunct w:val="true"/>
-        <w:bidi w:val="0"/>
-        <w:snapToGrid w:val="true"/>
-        <w:ind w:hanging="0" w:left="0"/>
-        <w:textAlignment w:val="auto"/>
-        <w:outlineLvl w:val="0"/>
-        <w:rPr>
-          <w:rFonts w:ascii="Consolas" w:hAnsi="Consolas" w:cs="Consolas"/>
-          <w:b w:val="false"/>
-          <w:bCs w:val="false"/>
-          <w:color w:val="000000"/>
-          <w:sz w:val="13"/>
-          <w:szCs w:val="13"/>
-          <w:lang w:val="en-US"/>
-        </w:rPr>
-      </w:pPr>
-      <w:r>
-        <w:rPr>
-          <w:rFonts w:cs="Consolas" w:ascii="Consolas" w:hAnsi="Consolas"/>
-          <w:b w:val="false"/>
-          <w:bCs w:val="false"/>
-          <w:color w:val="000000"/>
-          <w:sz w:val="13"/>
-          <w:szCs w:val="13"/>
-          <w:lang w:val="en-US"/>
-        </w:rPr>
-      </w:r>
-    </w:p>
-    <w:p>
-      <w:pPr>
-        <w:pStyle w:val="Normal"/>
-        <w:widowControl/>
-        <w:numPr>
-          <w:ilvl w:val="0"/>
-          <w:numId w:val="0"/>
-        </w:numPr>
-        <w:overflowPunct w:val="true"/>
+        <w:overflowPunct w:val="false"/>
+        <w:bidi w:val="0"/>
+        <w:snapToGrid w:val="true"/>
+        <w:ind w:hanging="0" w:left="0"/>
+        <w:textAlignment w:val="auto"/>
+        <w:outlineLvl w:val="0"/>
+        <w:rPr>
+          <w:rFonts w:ascii="Consolas" w:hAnsi="Consolas" w:cs="Consolas"/>
+          <w:b w:val="false"/>
+          <w:bCs w:val="false"/>
+          <w:color w:val="000000"/>
+          <w:sz w:val="13"/>
+          <w:szCs w:val="13"/>
+          <w:lang w:val="en-US"/>
+        </w:rPr>
+      </w:pPr>
+      <w:r>
+        <w:rPr>
+          <w:rFonts w:cs="Consolas" w:ascii="Consolas" w:hAnsi="Consolas"/>
+          <w:b w:val="false"/>
+          <w:bCs w:val="false"/>
+          <w:color w:val="000000"/>
+          <w:sz w:val="13"/>
+          <w:szCs w:val="13"/>
+          <w:lang w:val="en-US"/>
+        </w:rPr>
+      </w:r>
+    </w:p>
+    <w:p>
+      <w:pPr>
+        <w:pStyle w:val="Normal"/>
+        <w:widowControl/>
+        <w:numPr>
+          <w:ilvl w:val="0"/>
+          <w:numId w:val="0"/>
+        </w:numPr>
+        <w:overflowPunct w:val="false"/>
         <w:bidi w:val="0"/>
         <w:snapToGrid w:val="true"/>
         <w:ind w:hanging="0" w:left="0"/>
@@ -160,7 +160,7 @@
           <w:ilvl w:val="0"/>
           <w:numId w:val="0"/>
         </w:numPr>
-        <w:overflowPunct w:val="true"/>
+        <w:overflowPunct w:val="false"/>
         <w:bidi w:val="0"/>
         <w:snapToGrid w:val="true"/>
         <w:ind w:hanging="0" w:left="0"/>
@@ -197,68 +197,60 @@
           <w:ilvl w:val="0"/>
           <w:numId w:val="0"/>
         </w:numPr>
-        <w:overflowPunct w:val="true"/>
-        <w:bidi w:val="0"/>
-        <w:snapToGrid w:val="true"/>
-        <w:ind w:hanging="0" w:left="0"/>
-        <w:textAlignment w:val="auto"/>
-        <w:outlineLvl w:val="0"/>
-        <w:rPr>
-          <w:rFonts w:ascii="Consolas" w:hAnsi="Consolas" w:cs="Consolas"/>
-          <w:b w:val="false"/>
-          <w:bCs w:val="false"/>
-          <w:color w:val="000000"/>
-          <w:sz w:val="13"/>
-          <w:szCs w:val="13"/>
-          <w:lang w:val="en-US"/>
-        </w:rPr>
-      </w:pPr>
-      <w:r>
-        <w:rPr>
-          <w:rFonts w:cs="Consolas" w:ascii="Consolas" w:hAnsi="Consolas"/>
-          <w:b w:val="false"/>
-          <w:bCs w:val="false"/>
-          <w:color w:val="000000"/>
-          <w:sz w:val="13"/>
-          <w:szCs w:val="13"/>
-          <w:lang w:val="en-US"/>
-        </w:rPr>
-      </w:r>
-    </w:p>
-    <w:p>
-      <w:pPr>
-        <w:pStyle w:val="Normal"/>
-        <w:widowControl/>
-        <w:numPr>
-          <w:ilvl w:val="0"/>
-          <w:numId w:val="0"/>
-        </w:numPr>
-        <w:overflowPunct w:val="true"/>
-        <w:bidi w:val="0"/>
-        <w:snapToGrid w:val="true"/>
-        <w:ind w:hanging="0" w:left="0"/>
-        <w:textAlignment w:val="auto"/>
-        <w:outlineLvl w:val="0"/>
-        <w:rPr>
-          <w:rFonts w:ascii="Consolas" w:hAnsi="Consolas" w:cs="Consolas"/>
-          <w:b w:val="false"/>
-          <w:bCs w:val="false"/>
-          <w:color w:val="000000"/>
-          <w:sz w:val="13"/>
-          <w:szCs w:val="13"/>
-          <w:lang w:val="en-US"/>
-        </w:rPr>
-      </w:pPr>
-      <w:r>
-        <w:rPr>
-          <w:rFonts w:cs="Consolas" w:ascii="Consolas" w:hAnsi="Consolas"/>
-          <w:b w:val="false"/>
-          <w:bCs w:val="false"/>
-          <w:color w:val="000000"/>
-          <w:sz w:val="13"/>
-          <w:szCs w:val="13"/>
-          <w:lang w:val="en-US"/>
-        </w:rPr>
+        <w:overflowPunct w:val="false"/>
+        <w:bidi w:val="0"/>
+        <w:snapToGrid w:val="true"/>
+        <w:ind w:hanging="0" w:left="0"/>
+        <w:textAlignment w:val="auto"/>
+        <w:outlineLvl w:val="0"/>
+        <w:rPr>
+          <w:rFonts w:ascii="Consolas" w:hAnsi="Consolas" w:cs="Consolas"/>
+          <w:b w:val="false"/>
+          <w:bCs w:val="false"/>
+          <w:color w:val="000000"/>
+          <w:sz w:val="13"/>
+          <w:szCs w:val="13"/>
+          <w:lang w:val="en-US"/>
+        </w:rPr>
+      </w:pPr>
+      <w:r>
+        <w:rPr>
+          <w:rFonts w:cs="Consolas" w:ascii="Consolas" w:hAnsi="Consolas"/>
+          <w:b w:val="false"/>
+          <w:bCs w:val="false"/>
+          <w:color w:val="000000"/>
+          <w:sz w:val="13"/>
+          <w:szCs w:val="13"/>
+          <w:lang w:val="en-US"/>
+        </w:rPr>
+      </w:r>
+    </w:p>
+    <w:p>
+      <w:pPr>
+        <w:pStyle w:val="Normal"/>
+        <w:widowControl/>
+        <w:numPr>
+          <w:ilvl w:val="0"/>
+          <w:numId w:val="0"/>
+        </w:numPr>
+        <w:overflowPunct w:val="false"/>
+        <w:bidi w:val="0"/>
+        <w:snapToGrid w:val="true"/>
+        <w:ind w:hanging="0" w:left="0"/>
+        <w:textAlignment w:val="auto"/>
+        <w:outlineLvl w:val="0"/>
+        <w:rPr>
+          <w:rFonts w:ascii="Consolas" w:hAnsi="Consolas" w:cs="Consolas"/>
+          <w:b w:val="false"/>
+          <w:bCs w:val="false"/>
+          <w:color w:val="000000"/>
+          <w:sz w:val="13"/>
+          <w:szCs w:val="13"/>
+          <w:lang w:val="en-US"/>
+        </w:rPr>
+      </w:pPr>
+      <w:r>
+        <w:rPr/>
         <w:drawing>
           <wp:inline distT="0" distB="0" distL="0" distR="0">
             <wp:extent cx="485140" cy="553720"/>
@@ -299,20 +291,12 @@
         </w:drawing>
       </w:r>
       <w:r>
-        <w:rPr>
-          <w:rFonts w:cs="Consolas" w:ascii="Consolas" w:hAnsi="Consolas"/>
-          <w:b w:val="false"/>
-          <w:bCs w:val="false"/>
-          <w:color w:val="000000"/>
-          <w:sz w:val="13"/>
-          <w:szCs w:val="13"/>
-          <w:lang w:val="en-US"/>
-        </w:rPr>
+        <w:rPr/>
         <w:drawing>
           <wp:inline distT="0" distB="0" distL="0" distR="0">
-            <wp:extent cx="483870" cy="552450"/>
+            <wp:extent cx="485140" cy="553720"/>
             <wp:effectExtent l="0" t="0" r="0" b="0"/>
-            <wp:docPr id="2" name="Imagen3" descr=""/>
+            <wp:docPr id="2" name="Imagen4" descr=""/>
             <wp:cNvGraphicFramePr>
               <a:graphicFrameLocks xmlns:a="http://schemas.openxmlformats.org/drawingml/2006/main" noChangeAspect="1"/>
             </wp:cNvGraphicFramePr>
@@ -320,7 +304,7 @@
               <a:graphicData uri="http://schemas.openxmlformats.org/drawingml/2006/picture">
                 <pic:pic xmlns:pic="http://schemas.openxmlformats.org/drawingml/2006/picture">
                   <pic:nvPicPr>
-                    <pic:cNvPr id="2" name="Imagen3" descr=""/>
+                    <pic:cNvPr id="2" name="Imagen4" descr=""/>
                     <pic:cNvPicPr>
                       <a:picLocks noChangeAspect="1" noChangeArrowheads="1"/>
                     </pic:cNvPicPr>
@@ -334,7 +318,7 @@
                   <pic:spPr bwMode="auto">
                     <a:xfrm>
                       <a:off x="0" y="0"/>
-                      <a:ext cx="483870" cy="552450"/>
+                      <a:ext cx="485140" cy="553720"/>
                     </a:xfrm>
                     <a:prstGeom prst="rect">
                       <a:avLst/>
@@ -348,20 +332,12 @@
         </w:drawing>
       </w:r>
       <w:r>
-        <w:rPr>
-          <w:rFonts w:cs="Consolas" w:ascii="Consolas" w:hAnsi="Consolas"/>
-          <w:b w:val="false"/>
-          <w:bCs w:val="false"/>
-          <w:color w:val="000000"/>
-          <w:sz w:val="13"/>
-          <w:szCs w:val="13"/>
-          <w:lang w:val="en-US"/>
-        </w:rPr>
+        <w:rPr/>
         <w:drawing>
           <wp:inline distT="0" distB="0" distL="0" distR="0">
-            <wp:extent cx="486410" cy="555625"/>
+            <wp:extent cx="485775" cy="554355"/>
             <wp:effectExtent l="0" t="0" r="0" b="0"/>
-            <wp:docPr id="3" name="Imagen2" descr=""/>
+            <wp:docPr id="3" name="Imagen3" descr=""/>
             <wp:cNvGraphicFramePr>
               <a:graphicFrameLocks xmlns:a="http://schemas.openxmlformats.org/drawingml/2006/main" noChangeAspect="1"/>
             </wp:cNvGraphicFramePr>
@@ -369,13 +345,54 @@
               <a:graphicData uri="http://schemas.openxmlformats.org/drawingml/2006/picture">
                 <pic:pic xmlns:pic="http://schemas.openxmlformats.org/drawingml/2006/picture">
                   <pic:nvPicPr>
-                    <pic:cNvPr id="3" name="Imagen2" descr=""/>
+                    <pic:cNvPr id="3" name="Imagen3" descr=""/>
                     <pic:cNvPicPr>
                       <a:picLocks noChangeAspect="1" noChangeArrowheads="1"/>
                     </pic:cNvPicPr>
                   </pic:nvPicPr>
                   <pic:blipFill>
                     <a:blip r:embed="rId4"/>
+                    <a:stretch>
+                      <a:fillRect/>
+                    </a:stretch>
+                  </pic:blipFill>
+                  <pic:spPr bwMode="auto">
+                    <a:xfrm>
+                      <a:off x="0" y="0"/>
+                      <a:ext cx="485775" cy="554355"/>
+                    </a:xfrm>
+                    <a:prstGeom prst="rect">
+                      <a:avLst/>
+                    </a:prstGeom>
+                    <a:noFill/>
+                  </pic:spPr>
+                </pic:pic>
+              </a:graphicData>
+            </a:graphic>
+          </wp:inline>
+        </w:drawing>
+      </w:r>
+      <w:r>
+        <w:rPr/>
+        <w:drawing>
+          <wp:inline distT="0" distB="0" distL="0" distR="0">
+            <wp:extent cx="486410" cy="555625"/>
+            <wp:effectExtent l="0" t="0" r="0" b="0"/>
+            <wp:docPr id="4" name="Imagen2" descr=""/>
+            <wp:cNvGraphicFramePr>
+              <a:graphicFrameLocks xmlns:a="http://schemas.openxmlformats.org/drawingml/2006/main" noChangeAspect="1"/>
+            </wp:cNvGraphicFramePr>
+            <a:graphic xmlns:a="http://schemas.openxmlformats.org/drawingml/2006/main">
+              <a:graphicData uri="http://schemas.openxmlformats.org/drawingml/2006/picture">
+                <pic:pic xmlns:pic="http://schemas.openxmlformats.org/drawingml/2006/picture">
+                  <pic:nvPicPr>
+                    <pic:cNvPr id="4" name="Imagen2" descr=""/>
+                    <pic:cNvPicPr>
+                      <a:picLocks noChangeAspect="1" noChangeArrowheads="1"/>
+                    </pic:cNvPicPr>
+                  </pic:nvPicPr>
+                  <pic:blipFill>
+                    <a:blip r:embed="rId5"/>
                     <a:stretch>
                       <a:fillRect/>
                     </a:stretch>
@@ -405,43 +422,43 @@
           <w:ilvl w:val="0"/>
           <w:numId w:val="0"/>
         </w:numPr>
-        <w:overflowPunct w:val="true"/>
-        <w:bidi w:val="0"/>
-        <w:snapToGrid w:val="true"/>
-        <w:ind w:hanging="0" w:left="0"/>
-        <w:textAlignment w:val="auto"/>
-        <w:outlineLvl w:val="0"/>
-        <w:rPr>
-          <w:rFonts w:ascii="Consolas" w:hAnsi="Consolas" w:cs="Consolas"/>
-          <w:b w:val="false"/>
-          <w:bCs w:val="false"/>
-          <w:color w:val="000000"/>
-          <w:sz w:val="13"/>
-          <w:szCs w:val="13"/>
-          <w:lang w:val="en-US"/>
-        </w:rPr>
-      </w:pPr>
-      <w:r>
-        <w:rPr>
-          <w:rFonts w:cs="Consolas" w:ascii="Consolas" w:hAnsi="Consolas"/>
-          <w:b w:val="false"/>
-          <w:bCs w:val="false"/>
-          <w:color w:val="000000"/>
-          <w:sz w:val="13"/>
-          <w:szCs w:val="13"/>
-          <w:lang w:val="en-US"/>
-        </w:rPr>
-      </w:r>
-    </w:p>
-    <w:p>
-      <w:pPr>
-        <w:pStyle w:val="Normal"/>
-        <w:widowControl/>
-        <w:numPr>
-          <w:ilvl w:val="0"/>
-          <w:numId w:val="0"/>
-        </w:numPr>
-        <w:overflowPunct w:val="true"/>
+        <w:overflowPunct w:val="false"/>
+        <w:bidi w:val="0"/>
+        <w:snapToGrid w:val="true"/>
+        <w:ind w:hanging="0" w:left="0"/>
+        <w:textAlignment w:val="auto"/>
+        <w:outlineLvl w:val="0"/>
+        <w:rPr>
+          <w:rFonts w:ascii="Consolas" w:hAnsi="Consolas" w:cs="Consolas"/>
+          <w:b w:val="false"/>
+          <w:bCs w:val="false"/>
+          <w:color w:val="000000"/>
+          <w:sz w:val="13"/>
+          <w:szCs w:val="13"/>
+          <w:lang w:val="en-US"/>
+        </w:rPr>
+      </w:pPr>
+      <w:r>
+        <w:rPr>
+          <w:rFonts w:cs="Consolas" w:ascii="Consolas" w:hAnsi="Consolas"/>
+          <w:b w:val="false"/>
+          <w:bCs w:val="false"/>
+          <w:color w:val="000000"/>
+          <w:sz w:val="13"/>
+          <w:szCs w:val="13"/>
+          <w:lang w:val="en-US"/>
+        </w:rPr>
+      </w:r>
+    </w:p>
+    <w:p>
+      <w:pPr>
+        <w:pStyle w:val="Normal"/>
+        <w:widowControl/>
+        <w:numPr>
+          <w:ilvl w:val="0"/>
+          <w:numId w:val="0"/>
+        </w:numPr>
+        <w:overflowPunct w:val="false"/>
         <w:bidi w:val="0"/>
         <w:snapToGrid w:val="true"/>
         <w:ind w:hanging="0" w:left="0"/>
@@ -478,7 +495,7 @@
           <w:ilvl w:val="0"/>
           <w:numId w:val="0"/>
         </w:numPr>
-        <w:overflowPunct w:val="true"/>
+        <w:overflowPunct w:val="false"/>
         <w:bidi w:val="0"/>
         <w:snapToGrid w:val="true"/>
         <w:ind w:hanging="0" w:left="0"/>
@@ -527,7 +544,7 @@
           <w:ilvl w:val="0"/>
           <w:numId w:val="0"/>
         </w:numPr>
-        <w:overflowPunct w:val="true"/>
+        <w:overflowPunct w:val="false"/>
         <w:bidi w:val="0"/>
         <w:snapToGrid w:val="true"/>
         <w:ind w:hanging="0" w:left="0"/>
@@ -564,7 +581,7 @@
           <w:ilvl w:val="0"/>
           <w:numId w:val="0"/>
         </w:numPr>
-        <w:overflowPunct w:val="true"/>
+        <w:overflowPunct w:val="false"/>
         <w:bidi w:val="0"/>
         <w:snapToGrid w:val="true"/>
         <w:ind w:hanging="0" w:left="0"/>
@@ -613,7 +630,7 @@
           <w:ilvl w:val="0"/>
           <w:numId w:val="0"/>
         </w:numPr>
-        <w:overflowPunct w:val="true"/>
+        <w:overflowPunct w:val="false"/>
         <w:bidi w:val="0"/>
         <w:snapToGrid w:val="true"/>
         <w:ind w:hanging="0" w:left="0"/>
@@ -650,43 +667,43 @@
           <w:ilvl w:val="0"/>
           <w:numId w:val="0"/>
         </w:numPr>
-        <w:overflowPunct w:val="true"/>
-        <w:bidi w:val="0"/>
-        <w:snapToGrid w:val="true"/>
-        <w:ind w:hanging="0" w:left="0"/>
-        <w:textAlignment w:val="auto"/>
-        <w:outlineLvl w:val="0"/>
-        <w:rPr>
-          <w:rFonts w:ascii="Consolas" w:hAnsi="Consolas" w:cs="Consolas"/>
-          <w:b w:val="false"/>
-          <w:bCs w:val="false"/>
-          <w:color w:val="000000"/>
-          <w:sz w:val="13"/>
-          <w:szCs w:val="13"/>
-          <w:lang w:val="en-US"/>
-        </w:rPr>
-      </w:pPr>
-      <w:r>
-        <w:rPr>
-          <w:rFonts w:cs="Consolas" w:ascii="Consolas" w:hAnsi="Consolas"/>
-          <w:b w:val="false"/>
-          <w:bCs w:val="false"/>
-          <w:color w:val="000000"/>
-          <w:sz w:val="13"/>
-          <w:szCs w:val="13"/>
-          <w:lang w:val="en-US"/>
-        </w:rPr>
-      </w:r>
-    </w:p>
-    <w:p>
-      <w:pPr>
-        <w:pStyle w:val="Normal"/>
-        <w:widowControl/>
-        <w:numPr>
-          <w:ilvl w:val="0"/>
-          <w:numId w:val="0"/>
-        </w:numPr>
-        <w:overflowPunct w:val="true"/>
+        <w:overflowPunct w:val="false"/>
+        <w:bidi w:val="0"/>
+        <w:snapToGrid w:val="true"/>
+        <w:ind w:hanging="0" w:left="0"/>
+        <w:textAlignment w:val="auto"/>
+        <w:outlineLvl w:val="0"/>
+        <w:rPr>
+          <w:rFonts w:ascii="Consolas" w:hAnsi="Consolas" w:cs="Consolas"/>
+          <w:b w:val="false"/>
+          <w:bCs w:val="false"/>
+          <w:color w:val="000000"/>
+          <w:sz w:val="13"/>
+          <w:szCs w:val="13"/>
+          <w:lang w:val="en-US"/>
+        </w:rPr>
+      </w:pPr>
+      <w:r>
+        <w:rPr>
+          <w:rFonts w:cs="Consolas" w:ascii="Consolas" w:hAnsi="Consolas"/>
+          <w:b w:val="false"/>
+          <w:bCs w:val="false"/>
+          <w:color w:val="000000"/>
+          <w:sz w:val="13"/>
+          <w:szCs w:val="13"/>
+          <w:lang w:val="en-US"/>
+        </w:rPr>
+      </w:r>
+    </w:p>
+    <w:p>
+      <w:pPr>
+        <w:pStyle w:val="Normal"/>
+        <w:widowControl/>
+        <w:numPr>
+          <w:ilvl w:val="0"/>
+          <w:numId w:val="0"/>
+        </w:numPr>
+        <w:overflowPunct w:val="false"/>
         <w:bidi w:val="0"/>
         <w:snapToGrid w:val="true"/>
         <w:ind w:hanging="0" w:left="0"/>
@@ -735,7 +752,7 @@
           <w:ilvl w:val="0"/>
           <w:numId w:val="0"/>
         </w:numPr>
-        <w:overflowPunct w:val="true"/>
+        <w:overflowPunct w:val="false"/>
         <w:bidi w:val="0"/>
         <w:snapToGrid w:val="true"/>
         <w:ind w:hanging="0" w:left="0"/>
@@ -772,7 +789,7 @@
           <w:ilvl w:val="0"/>
           <w:numId w:val="0"/>
         </w:numPr>
-        <w:overflowPunct w:val="true"/>
+        <w:overflowPunct w:val="false"/>
         <w:bidi w:val="0"/>
         <w:snapToGrid w:val="true"/>
         <w:ind w:hanging="0" w:left="0"/>
@@ -821,7 +838,7 @@
           <w:ilvl w:val="0"/>
           <w:numId w:val="0"/>
         </w:numPr>
-        <w:overflowPunct w:val="true"/>
+        <w:overflowPunct w:val="false"/>
         <w:bidi w:val="0"/>
         <w:snapToGrid w:val="true"/>
         <w:ind w:hanging="0" w:left="0"/>
@@ -858,7 +875,7 @@
           <w:ilvl w:val="0"/>
           <w:numId w:val="0"/>
         </w:numPr>
-        <w:overflowPunct w:val="true"/>
+        <w:overflowPunct w:val="false"/>
         <w:bidi w:val="0"/>
         <w:snapToGrid w:val="true"/>
         <w:ind w:hanging="0" w:left="0"/>
@@ -895,7 +912,7 @@
           <w:ilvl w:val="0"/>
           <w:numId w:val="0"/>
         </w:numPr>
-        <w:overflowPunct w:val="true"/>
+        <w:overflowPunct w:val="false"/>
         <w:bidi w:val="0"/>
         <w:snapToGrid w:val="true"/>
         <w:ind w:hanging="0" w:left="0"/>
@@ -932,43 +949,43 @@
           <w:ilvl w:val="0"/>
           <w:numId w:val="0"/>
         </w:numPr>
-        <w:overflowPunct w:val="true"/>
-        <w:bidi w:val="0"/>
-        <w:snapToGrid w:val="true"/>
-        <w:ind w:hanging="0" w:left="0"/>
-        <w:textAlignment w:val="auto"/>
-        <w:outlineLvl w:val="0"/>
-        <w:rPr>
-          <w:rFonts w:ascii="Consolas" w:hAnsi="Consolas" w:cs="Consolas"/>
-          <w:b w:val="false"/>
-          <w:bCs w:val="false"/>
-          <w:color w:val="000000"/>
-          <w:sz w:val="13"/>
-          <w:szCs w:val="13"/>
-          <w:lang w:val="en-US"/>
-        </w:rPr>
-      </w:pPr>
-      <w:r>
-        <w:rPr>
-          <w:rFonts w:cs="Consolas" w:ascii="Consolas" w:hAnsi="Consolas"/>
-          <w:b w:val="false"/>
-          <w:bCs w:val="false"/>
-          <w:color w:val="000000"/>
-          <w:sz w:val="13"/>
-          <w:szCs w:val="13"/>
-          <w:lang w:val="en-US"/>
-        </w:rPr>
-      </w:r>
-    </w:p>
-    <w:p>
-      <w:pPr>
-        <w:pStyle w:val="Normal"/>
-        <w:widowControl/>
-        <w:numPr>
-          <w:ilvl w:val="0"/>
-          <w:numId w:val="0"/>
-        </w:numPr>
-        <w:overflowPunct w:val="true"/>
+        <w:overflowPunct w:val="false"/>
+        <w:bidi w:val="0"/>
+        <w:snapToGrid w:val="true"/>
+        <w:ind w:hanging="0" w:left="0"/>
+        <w:textAlignment w:val="auto"/>
+        <w:outlineLvl w:val="0"/>
+        <w:rPr>
+          <w:rFonts w:ascii="Consolas" w:hAnsi="Consolas" w:cs="Consolas"/>
+          <w:b w:val="false"/>
+          <w:bCs w:val="false"/>
+          <w:color w:val="000000"/>
+          <w:sz w:val="13"/>
+          <w:szCs w:val="13"/>
+          <w:lang w:val="en-US"/>
+        </w:rPr>
+      </w:pPr>
+      <w:r>
+        <w:rPr>
+          <w:rFonts w:cs="Consolas" w:ascii="Consolas" w:hAnsi="Consolas"/>
+          <w:b w:val="false"/>
+          <w:bCs w:val="false"/>
+          <w:color w:val="000000"/>
+          <w:sz w:val="13"/>
+          <w:szCs w:val="13"/>
+          <w:lang w:val="en-US"/>
+        </w:rPr>
+      </w:r>
+    </w:p>
+    <w:p>
+      <w:pPr>
+        <w:pStyle w:val="Normal"/>
+        <w:widowControl/>
+        <w:numPr>
+          <w:ilvl w:val="0"/>
+          <w:numId w:val="0"/>
+        </w:numPr>
+        <w:overflowPunct w:val="false"/>
         <w:bidi w:val="0"/>
         <w:snapToGrid w:val="true"/>
         <w:ind w:hanging="0" w:left="0"/>
@@ -1005,7 +1022,7 @@
           <w:ilvl w:val="0"/>
           <w:numId w:val="0"/>
         </w:numPr>
-        <w:overflowPunct w:val="true"/>
+        <w:overflowPunct w:val="false"/>
         <w:bidi w:val="0"/>
         <w:snapToGrid w:val="true"/>
         <w:ind w:hanging="0" w:left="0"/>
@@ -1054,7 +1071,7 @@
           <w:ilvl w:val="0"/>
           <w:numId w:val="0"/>
         </w:numPr>
-        <w:overflowPunct w:val="true"/>
+        <w:overflowPunct w:val="false"/>
         <w:bidi w:val="0"/>
         <w:snapToGrid w:val="true"/>
         <w:ind w:hanging="0" w:left="0"/>
@@ -1091,7 +1108,7 @@
           <w:ilvl w:val="0"/>
           <w:numId w:val="0"/>
         </w:numPr>
-        <w:overflowPunct w:val="true"/>
+        <w:overflowPunct w:val="false"/>
         <w:bidi w:val="0"/>
         <w:snapToGrid w:val="true"/>
         <w:ind w:hanging="0" w:left="0"/>
@@ -1140,7 +1157,7 @@
           <w:ilvl w:val="0"/>
           <w:numId w:val="0"/>
         </w:numPr>
-        <w:overflowPunct w:val="true"/>
+        <w:overflowPunct w:val="false"/>
         <w:bidi w:val="0"/>
         <w:snapToGrid w:val="true"/>
         <w:ind w:hanging="0" w:left="0"/>
@@ -1177,7 +1194,7 @@
           <w:ilvl w:val="0"/>
           <w:numId w:val="0"/>
         </w:numPr>
-        <w:overflowPunct w:val="true"/>
+        <w:overflowPunct w:val="false"/>
         <w:bidi w:val="0"/>
         <w:snapToGrid w:val="true"/>
         <w:ind w:hanging="0" w:left="0"/>
@@ -1226,7 +1243,7 @@
           <w:ilvl w:val="0"/>
           <w:numId w:val="0"/>
         </w:numPr>
-        <w:overflowPunct w:val="true"/>
+        <w:overflowPunct w:val="false"/>
         <w:bidi w:val="0"/>
         <w:snapToGrid w:val="true"/>
         <w:ind w:hanging="0" w:left="0"/>
@@ -1263,7 +1280,7 @@
           <w:ilvl w:val="0"/>
           <w:numId w:val="0"/>
         </w:numPr>
-        <w:overflowPunct w:val="true"/>
+        <w:overflowPunct w:val="false"/>
         <w:bidi w:val="0"/>
         <w:snapToGrid w:val="true"/>
         <w:ind w:hanging="0" w:left="0"/>
@@ -1312,7 +1329,7 @@
           <w:ilvl w:val="0"/>
           <w:numId w:val="0"/>
         </w:numPr>
-        <w:overflowPunct w:val="true"/>
+        <w:overflowPunct w:val="false"/>
         <w:bidi w:val="0"/>
         <w:snapToGrid w:val="true"/>
         <w:ind w:hanging="0" w:left="0"/>
@@ -1349,7 +1366,7 @@
           <w:ilvl w:val="0"/>
           <w:numId w:val="0"/>
         </w:numPr>
-        <w:overflowPunct w:val="true"/>
+        <w:overflowPunct w:val="false"/>
         <w:bidi w:val="0"/>
         <w:snapToGrid w:val="true"/>
         <w:ind w:hanging="0" w:left="0"/>
@@ -1398,7 +1415,7 @@
           <w:ilvl w:val="0"/>
           <w:numId w:val="0"/>
         </w:numPr>
-        <w:overflowPunct w:val="true"/>
+        <w:overflowPunct w:val="false"/>
         <w:bidi w:val="0"/>
         <w:snapToGrid w:val="true"/>
         <w:ind w:hanging="0" w:left="0"/>
@@ -1435,79 +1452,79 @@
           <w:ilvl w:val="0"/>
           <w:numId w:val="0"/>
         </w:numPr>
-        <w:overflowPunct w:val="true"/>
-        <w:bidi w:val="0"/>
-        <w:snapToGrid w:val="true"/>
-        <w:ind w:hanging="0" w:left="0"/>
-        <w:textAlignment w:val="auto"/>
-        <w:outlineLvl w:val="0"/>
-        <w:rPr>
-          <w:rFonts w:ascii="Consolas" w:hAnsi="Consolas" w:cs="Consolas"/>
-          <w:b w:val="false"/>
-          <w:bCs w:val="false"/>
-          <w:color w:val="000000"/>
-          <w:sz w:val="13"/>
-          <w:szCs w:val="13"/>
-          <w:lang w:val="en-US"/>
-        </w:rPr>
-      </w:pPr>
-      <w:r>
-        <w:rPr>
-          <w:rFonts w:cs="Consolas" w:ascii="Consolas" w:hAnsi="Consolas"/>
-          <w:b w:val="false"/>
-          <w:bCs w:val="false"/>
-          <w:color w:val="000000"/>
-          <w:sz w:val="13"/>
-          <w:szCs w:val="13"/>
-          <w:lang w:val="en-US"/>
-        </w:rPr>
-      </w:r>
-    </w:p>
-    <w:p>
-      <w:pPr>
-        <w:pStyle w:val="Normal"/>
-        <w:widowControl/>
-        <w:numPr>
-          <w:ilvl w:val="0"/>
-          <w:numId w:val="0"/>
-        </w:numPr>
-        <w:overflowPunct w:val="true"/>
-        <w:bidi w:val="0"/>
-        <w:snapToGrid w:val="true"/>
-        <w:ind w:hanging="0" w:left="0"/>
-        <w:textAlignment w:val="auto"/>
-        <w:outlineLvl w:val="0"/>
-        <w:rPr>
-          <w:rFonts w:ascii="Consolas" w:hAnsi="Consolas" w:cs="Consolas"/>
-          <w:b w:val="false"/>
-          <w:bCs w:val="false"/>
-          <w:color w:val="000000"/>
-          <w:sz w:val="13"/>
-          <w:szCs w:val="13"/>
-          <w:lang w:val="en-US"/>
-        </w:rPr>
-      </w:pPr>
-      <w:r>
-        <w:rPr>
-          <w:rFonts w:cs="Consolas" w:ascii="Consolas" w:hAnsi="Consolas"/>
-          <w:b w:val="false"/>
-          <w:bCs w:val="false"/>
-          <w:color w:val="000000"/>
-          <w:sz w:val="13"/>
-          <w:szCs w:val="13"/>
-          <w:lang w:val="en-US"/>
-        </w:rPr>
-      </w:r>
-    </w:p>
-    <w:p>
-      <w:pPr>
-        <w:pStyle w:val="Normal"/>
-        <w:widowControl/>
-        <w:numPr>
-          <w:ilvl w:val="0"/>
-          <w:numId w:val="0"/>
-        </w:numPr>
-        <w:overflowPunct w:val="true"/>
+        <w:overflowPunct w:val="false"/>
+        <w:bidi w:val="0"/>
+        <w:snapToGrid w:val="true"/>
+        <w:ind w:hanging="0" w:left="0"/>
+        <w:textAlignment w:val="auto"/>
+        <w:outlineLvl w:val="0"/>
+        <w:rPr>
+          <w:rFonts w:ascii="Consolas" w:hAnsi="Consolas" w:cs="Consolas"/>
+          <w:b w:val="false"/>
+          <w:bCs w:val="false"/>
+          <w:color w:val="000000"/>
+          <w:sz w:val="13"/>
+          <w:szCs w:val="13"/>
+          <w:lang w:val="en-US"/>
+        </w:rPr>
+      </w:pPr>
+      <w:r>
+        <w:rPr>
+          <w:rFonts w:cs="Consolas" w:ascii="Consolas" w:hAnsi="Consolas"/>
+          <w:b w:val="false"/>
+          <w:bCs w:val="false"/>
+          <w:color w:val="000000"/>
+          <w:sz w:val="13"/>
+          <w:szCs w:val="13"/>
+          <w:lang w:val="en-US"/>
+        </w:rPr>
+      </w:r>
+    </w:p>
+    <w:p>
+      <w:pPr>
+        <w:pStyle w:val="Normal"/>
+        <w:widowControl/>
+        <w:numPr>
+          <w:ilvl w:val="0"/>
+          <w:numId w:val="0"/>
+        </w:numPr>
+        <w:overflowPunct w:val="false"/>
+        <w:bidi w:val="0"/>
+        <w:snapToGrid w:val="true"/>
+        <w:ind w:hanging="0" w:left="0"/>
+        <w:textAlignment w:val="auto"/>
+        <w:outlineLvl w:val="0"/>
+        <w:rPr>
+          <w:rFonts w:ascii="Consolas" w:hAnsi="Consolas" w:cs="Consolas"/>
+          <w:b w:val="false"/>
+          <w:bCs w:val="false"/>
+          <w:color w:val="000000"/>
+          <w:sz w:val="13"/>
+          <w:szCs w:val="13"/>
+          <w:lang w:val="en-US"/>
+        </w:rPr>
+      </w:pPr>
+      <w:r>
+        <w:rPr>
+          <w:rFonts w:cs="Consolas" w:ascii="Consolas" w:hAnsi="Consolas"/>
+          <w:b w:val="false"/>
+          <w:bCs w:val="false"/>
+          <w:color w:val="000000"/>
+          <w:sz w:val="13"/>
+          <w:szCs w:val="13"/>
+          <w:lang w:val="en-US"/>
+        </w:rPr>
+      </w:r>
+    </w:p>
+    <w:p>
+      <w:pPr>
+        <w:pStyle w:val="Normal"/>
+        <w:widowControl/>
+        <w:numPr>
+          <w:ilvl w:val="0"/>
+          <w:numId w:val="0"/>
+        </w:numPr>
+        <w:overflowPunct w:val="false"/>
         <w:bidi w:val="0"/>
         <w:snapToGrid w:val="true"/>
         <w:ind w:hanging="0" w:left="0"/>
@@ -1544,7 +1561,7 @@
           <w:ilvl w:val="0"/>
           <w:numId w:val="0"/>
         </w:numPr>
-        <w:overflowPunct w:val="true"/>
+        <w:overflowPunct w:val="false"/>
         <w:bidi w:val="0"/>
         <w:snapToGrid w:val="true"/>
         <w:ind w:hanging="0" w:left="0"/>
@@ -1580,7 +1597,7 @@
           <w:ilvl w:val="0"/>
           <w:numId w:val="0"/>
         </w:numPr>
-        <w:overflowPunct w:val="true"/>
+        <w:overflowPunct w:val="false"/>
         <w:bidi w:val="0"/>
         <w:snapToGrid w:val="true"/>
         <w:ind w:hanging="0" w:left="0"/>
@@ -1617,7 +1634,7 @@
           <w:ilvl w:val="0"/>
           <w:numId w:val="0"/>
         </w:numPr>
-        <w:overflowPunct w:val="true"/>
+        <w:overflowPunct w:val="false"/>
         <w:bidi w:val="0"/>
         <w:snapToGrid w:val="true"/>
         <w:ind w:hanging="0" w:left="0"/>
@@ -1653,7 +1670,7 @@
           <w:ilvl w:val="0"/>
           <w:numId w:val="0"/>
         </w:numPr>
-        <w:overflowPunct w:val="true"/>
+        <w:overflowPunct w:val="false"/>
         <w:bidi w:val="0"/>
         <w:snapToGrid w:val="true"/>
         <w:ind w:hanging="0" w:left="0"/>
@@ -1690,7 +1707,7 @@
           <w:ilvl w:val="0"/>
           <w:numId w:val="0"/>
         </w:numPr>
-        <w:overflowPunct w:val="true"/>
+        <w:overflowPunct w:val="false"/>
         <w:bidi w:val="0"/>
         <w:snapToGrid w:val="true"/>
         <w:ind w:hanging="0" w:left="0"/>
@@ -1739,7 +1756,7 @@
           <w:ilvl w:val="0"/>
           <w:numId w:val="0"/>
         </w:numPr>
-        <w:overflowPunct w:val="true"/>
+        <w:overflowPunct w:val="false"/>
         <w:bidi w:val="0"/>
         <w:snapToGrid w:val="true"/>
         <w:ind w:hanging="0" w:left="0"/>
@@ -1776,7 +1793,7 @@
           <w:ilvl w:val="0"/>
           <w:numId w:val="0"/>
         </w:numPr>
-        <w:overflowPunct w:val="true"/>
+        <w:overflowPunct w:val="false"/>
         <w:bidi w:val="0"/>
         <w:snapToGrid w:val="true"/>
         <w:ind w:hanging="0" w:left="0"/>
@@ -1825,7 +1842,7 @@
           <w:ilvl w:val="0"/>
           <w:numId w:val="0"/>
         </w:numPr>
-        <w:overflowPunct w:val="true"/>
+        <w:overflowPunct w:val="false"/>
         <w:bidi w:val="0"/>
         <w:snapToGrid w:val="true"/>
         <w:ind w:hanging="0" w:left="0"/>
@@ -1862,7 +1879,7 @@
           <w:ilvl w:val="0"/>
           <w:numId w:val="0"/>
         </w:numPr>
-        <w:overflowPunct w:val="true"/>
+        <w:overflowPunct w:val="false"/>
         <w:bidi w:val="0"/>
         <w:snapToGrid w:val="true"/>
         <w:ind w:hanging="0" w:left="0"/>
@@ -1911,7 +1928,7 @@
           <w:ilvl w:val="0"/>
           <w:numId w:val="0"/>
         </w:numPr>
-        <w:overflowPunct w:val="true"/>
+        <w:overflowPunct w:val="false"/>
         <w:bidi w:val="0"/>
         <w:snapToGrid w:val="true"/>
         <w:ind w:hanging="0" w:left="0"/>
@@ -1948,7 +1965,7 @@
           <w:ilvl w:val="0"/>
           <w:numId w:val="0"/>
         </w:numPr>
-        <w:overflowPunct w:val="true"/>
+        <w:overflowPunct w:val="false"/>
         <w:bidi w:val="0"/>
         <w:snapToGrid w:val="true"/>
         <w:ind w:hanging="0" w:left="0"/>
@@ -1997,7 +2014,7 @@
           <w:ilvl w:val="0"/>
           <w:numId w:val="0"/>
         </w:numPr>
-        <w:overflowPunct w:val="true"/>
+        <w:overflowPunct w:val="false"/>
         <w:bidi w:val="0"/>
         <w:snapToGrid w:val="true"/>
         <w:ind w:hanging="0" w:left="0"/>
@@ -2034,7 +2051,7 @@
           <w:ilvl w:val="0"/>
           <w:numId w:val="0"/>
         </w:numPr>
-        <w:overflowPunct w:val="true"/>
+        <w:overflowPunct w:val="false"/>
         <w:bidi w:val="0"/>
         <w:snapToGrid w:val="true"/>
         <w:ind w:hanging="0" w:left="0"/>
@@ -2098,7 +2115,7 @@
     <w:pPr>
       <w:widowControl/>
       <w:suppressAutoHyphens w:val="true"/>
-      <w:overflowPunct w:val="true"/>
+      <w:overflowPunct w:val="false"/>
       <w:bidi w:val="0"/>
       <w:spacing w:before="0" w:after="0"/>
       <w:jc w:val="left"/>
@@ -2127,7 +2144,7 @@
       <w:spacing w:before="240" w:after="120"/>
     </w:pPr>
     <w:rPr>
-      <w:rFonts w:ascii="Liberation Sans;Arial" w:hAnsi="Liberation Sans;Arial" w:eastAsia="Microsoft YaHei" w:cs="Arial"/>
+      <w:rFonts w:ascii="Liberation Sans" w:hAnsi="Liberation Sans" w:eastAsia="Microsoft YaHei" w:cs="Lucida Sans"/>
       <w:sz w:val="28"/>
       <w:szCs w:val="28"/>
     </w:rPr>
@@ -2172,7 +2189,7 @@
       <w:suppressLineNumbers/>
     </w:pPr>
     <w:rPr>
-      <w:rFonts w:cs="Lohit Devanagari;Germania One"/>
+      <w:rFonts w:cs="Lucida Sans"/>
     </w:rPr>
   </w:style>
   <w:style w:type="paragraph" w:styleId="Ttulouser">
@@ -2185,7 +2202,7 @@
       <w:spacing w:before="240" w:after="120"/>
     </w:pPr>
     <w:rPr>
-      <w:rFonts w:ascii="Liberation Sans" w:hAnsi="Liberation Sans" w:eastAsia="Microsoft YaHei" w:cs="Lucida Sans"/>
+      <w:rFonts w:ascii="Liberation Sans;Arial" w:hAnsi="Liberation Sans;Arial" w:eastAsia="Microsoft YaHei" w:cs="Arial"/>
       <w:sz w:val="28"/>
       <w:szCs w:val="28"/>
     </w:rPr>
@@ -2198,7 +2215,7 @@
       <w:suppressLineNumbers/>
     </w:pPr>
     <w:rPr>
-      <w:rFonts w:cs="Lucida Sans"/>
+      <w:rFonts w:cs="Lohit Devanagari;Germania One"/>
     </w:rPr>
   </w:style>
   <w:style w:type="paragraph" w:styleId="caption1">

--- a/Acordes domingo/Fercho/El Señor es mi Pastor - Danilo V2 (C).docx
+++ b/Acordes domingo/Fercho/El Señor es mi Pastor - Danilo V2 (C).docx
@@ -13,7 +13,7 @@
           <w:ilvl w:val="0"/>
           <w:numId w:val="0"/>
         </w:numPr>
-        <w:overflowPunct w:val="false"/>
+        <w:overflowPunct w:val="true"/>
         <w:bidi w:val="0"/>
         <w:snapToGrid w:val="true"/>
         <w:ind w:hanging="0" w:left="0"/>
@@ -50,7 +50,7 @@
           <w:ilvl w:val="0"/>
           <w:numId w:val="0"/>
         </w:numPr>
-        <w:overflowPunct w:val="false"/>
+        <w:overflowPunct w:val="true"/>
         <w:bidi w:val="0"/>
         <w:snapToGrid w:val="true"/>
         <w:ind w:hanging="0" w:left="0"/>
@@ -87,43 +87,43 @@
           <w:ilvl w:val="0"/>
           <w:numId w:val="0"/>
         </w:numPr>
-        <w:overflowPunct w:val="false"/>
-        <w:bidi w:val="0"/>
-        <w:snapToGrid w:val="true"/>
-        <w:ind w:hanging="0" w:left="0"/>
-        <w:textAlignment w:val="auto"/>
-        <w:outlineLvl w:val="0"/>
-        <w:rPr>
-          <w:rFonts w:ascii="Consolas" w:hAnsi="Consolas" w:cs="Consolas"/>
-          <w:b w:val="false"/>
-          <w:bCs w:val="false"/>
-          <w:color w:val="000000"/>
-          <w:sz w:val="13"/>
-          <w:szCs w:val="13"/>
-          <w:lang w:val="en-US"/>
-        </w:rPr>
-      </w:pPr>
-      <w:r>
-        <w:rPr>
-          <w:rFonts w:cs="Consolas" w:ascii="Consolas" w:hAnsi="Consolas"/>
-          <w:b w:val="false"/>
-          <w:bCs w:val="false"/>
-          <w:color w:val="000000"/>
-          <w:sz w:val="13"/>
-          <w:szCs w:val="13"/>
-          <w:lang w:val="en-US"/>
-        </w:rPr>
-      </w:r>
-    </w:p>
-    <w:p>
-      <w:pPr>
-        <w:pStyle w:val="Normal"/>
-        <w:widowControl/>
-        <w:numPr>
-          <w:ilvl w:val="0"/>
-          <w:numId w:val="0"/>
-        </w:numPr>
-        <w:overflowPunct w:val="false"/>
+        <w:overflowPunct w:val="true"/>
+        <w:bidi w:val="0"/>
+        <w:snapToGrid w:val="true"/>
+        <w:ind w:hanging="0" w:left="0"/>
+        <w:textAlignment w:val="auto"/>
+        <w:outlineLvl w:val="0"/>
+        <w:rPr>
+          <w:rFonts w:ascii="Consolas" w:hAnsi="Consolas" w:cs="Consolas"/>
+          <w:b w:val="false"/>
+          <w:bCs w:val="false"/>
+          <w:color w:val="000000"/>
+          <w:sz w:val="13"/>
+          <w:szCs w:val="13"/>
+          <w:lang w:val="en-US"/>
+        </w:rPr>
+      </w:pPr>
+      <w:r>
+        <w:rPr>
+          <w:rFonts w:cs="Consolas" w:ascii="Consolas" w:hAnsi="Consolas"/>
+          <w:b w:val="false"/>
+          <w:bCs w:val="false"/>
+          <w:color w:val="000000"/>
+          <w:sz w:val="13"/>
+          <w:szCs w:val="13"/>
+          <w:lang w:val="en-US"/>
+        </w:rPr>
+      </w:r>
+    </w:p>
+    <w:p>
+      <w:pPr>
+        <w:pStyle w:val="Normal"/>
+        <w:widowControl/>
+        <w:numPr>
+          <w:ilvl w:val="0"/>
+          <w:numId w:val="0"/>
+        </w:numPr>
+        <w:overflowPunct w:val="true"/>
         <w:bidi w:val="0"/>
         <w:snapToGrid w:val="true"/>
         <w:ind w:hanging="0" w:left="0"/>
@@ -160,7 +160,7 @@
           <w:ilvl w:val="0"/>
           <w:numId w:val="0"/>
         </w:numPr>
-        <w:overflowPunct w:val="false"/>
+        <w:overflowPunct w:val="true"/>
         <w:bidi w:val="0"/>
         <w:snapToGrid w:val="true"/>
         <w:ind w:hanging="0" w:left="0"/>
@@ -197,43 +197,43 @@
           <w:ilvl w:val="0"/>
           <w:numId w:val="0"/>
         </w:numPr>
-        <w:overflowPunct w:val="false"/>
-        <w:bidi w:val="0"/>
-        <w:snapToGrid w:val="true"/>
-        <w:ind w:hanging="0" w:left="0"/>
-        <w:textAlignment w:val="auto"/>
-        <w:outlineLvl w:val="0"/>
-        <w:rPr>
-          <w:rFonts w:ascii="Consolas" w:hAnsi="Consolas" w:cs="Consolas"/>
-          <w:b w:val="false"/>
-          <w:bCs w:val="false"/>
-          <w:color w:val="000000"/>
-          <w:sz w:val="13"/>
-          <w:szCs w:val="13"/>
-          <w:lang w:val="en-US"/>
-        </w:rPr>
-      </w:pPr>
-      <w:r>
-        <w:rPr>
-          <w:rFonts w:cs="Consolas" w:ascii="Consolas" w:hAnsi="Consolas"/>
-          <w:b w:val="false"/>
-          <w:bCs w:val="false"/>
-          <w:color w:val="000000"/>
-          <w:sz w:val="13"/>
-          <w:szCs w:val="13"/>
-          <w:lang w:val="en-US"/>
-        </w:rPr>
-      </w:r>
-    </w:p>
-    <w:p>
-      <w:pPr>
-        <w:pStyle w:val="Normal"/>
-        <w:widowControl/>
-        <w:numPr>
-          <w:ilvl w:val="0"/>
-          <w:numId w:val="0"/>
-        </w:numPr>
-        <w:overflowPunct w:val="false"/>
+        <w:overflowPunct w:val="true"/>
+        <w:bidi w:val="0"/>
+        <w:snapToGrid w:val="true"/>
+        <w:ind w:hanging="0" w:left="0"/>
+        <w:textAlignment w:val="auto"/>
+        <w:outlineLvl w:val="0"/>
+        <w:rPr>
+          <w:rFonts w:ascii="Consolas" w:hAnsi="Consolas" w:cs="Consolas"/>
+          <w:b w:val="false"/>
+          <w:bCs w:val="false"/>
+          <w:color w:val="000000"/>
+          <w:sz w:val="13"/>
+          <w:szCs w:val="13"/>
+          <w:lang w:val="en-US"/>
+        </w:rPr>
+      </w:pPr>
+      <w:r>
+        <w:rPr>
+          <w:rFonts w:cs="Consolas" w:ascii="Consolas" w:hAnsi="Consolas"/>
+          <w:b w:val="false"/>
+          <w:bCs w:val="false"/>
+          <w:color w:val="000000"/>
+          <w:sz w:val="13"/>
+          <w:szCs w:val="13"/>
+          <w:lang w:val="en-US"/>
+        </w:rPr>
+      </w:r>
+    </w:p>
+    <w:p>
+      <w:pPr>
+        <w:pStyle w:val="Normal"/>
+        <w:widowControl/>
+        <w:numPr>
+          <w:ilvl w:val="0"/>
+          <w:numId w:val="0"/>
+        </w:numPr>
+        <w:overflowPunct w:val="true"/>
         <w:bidi w:val="0"/>
         <w:snapToGrid w:val="true"/>
         <w:ind w:hanging="0" w:left="0"/>
@@ -422,43 +422,43 @@
           <w:ilvl w:val="0"/>
           <w:numId w:val="0"/>
         </w:numPr>
-        <w:overflowPunct w:val="false"/>
-        <w:bidi w:val="0"/>
-        <w:snapToGrid w:val="true"/>
-        <w:ind w:hanging="0" w:left="0"/>
-        <w:textAlignment w:val="auto"/>
-        <w:outlineLvl w:val="0"/>
-        <w:rPr>
-          <w:rFonts w:ascii="Consolas" w:hAnsi="Consolas" w:cs="Consolas"/>
-          <w:b w:val="false"/>
-          <w:bCs w:val="false"/>
-          <w:color w:val="000000"/>
-          <w:sz w:val="13"/>
-          <w:szCs w:val="13"/>
-          <w:lang w:val="en-US"/>
-        </w:rPr>
-      </w:pPr>
-      <w:r>
-        <w:rPr>
-          <w:rFonts w:cs="Consolas" w:ascii="Consolas" w:hAnsi="Consolas"/>
-          <w:b w:val="false"/>
-          <w:bCs w:val="false"/>
-          <w:color w:val="000000"/>
-          <w:sz w:val="13"/>
-          <w:szCs w:val="13"/>
-          <w:lang w:val="en-US"/>
-        </w:rPr>
-      </w:r>
-    </w:p>
-    <w:p>
-      <w:pPr>
-        <w:pStyle w:val="Normal"/>
-        <w:widowControl/>
-        <w:numPr>
-          <w:ilvl w:val="0"/>
-          <w:numId w:val="0"/>
-        </w:numPr>
-        <w:overflowPunct w:val="false"/>
+        <w:overflowPunct w:val="true"/>
+        <w:bidi w:val="0"/>
+        <w:snapToGrid w:val="true"/>
+        <w:ind w:hanging="0" w:left="0"/>
+        <w:textAlignment w:val="auto"/>
+        <w:outlineLvl w:val="0"/>
+        <w:rPr>
+          <w:rFonts w:ascii="Consolas" w:hAnsi="Consolas" w:cs="Consolas"/>
+          <w:b w:val="false"/>
+          <w:bCs w:val="false"/>
+          <w:color w:val="000000"/>
+          <w:sz w:val="13"/>
+          <w:szCs w:val="13"/>
+          <w:lang w:val="en-US"/>
+        </w:rPr>
+      </w:pPr>
+      <w:r>
+        <w:rPr>
+          <w:rFonts w:cs="Consolas" w:ascii="Consolas" w:hAnsi="Consolas"/>
+          <w:b w:val="false"/>
+          <w:bCs w:val="false"/>
+          <w:color w:val="000000"/>
+          <w:sz w:val="13"/>
+          <w:szCs w:val="13"/>
+          <w:lang w:val="en-US"/>
+        </w:rPr>
+      </w:r>
+    </w:p>
+    <w:p>
+      <w:pPr>
+        <w:pStyle w:val="Normal"/>
+        <w:widowControl/>
+        <w:numPr>
+          <w:ilvl w:val="0"/>
+          <w:numId w:val="0"/>
+        </w:numPr>
+        <w:overflowPunct w:val="true"/>
         <w:bidi w:val="0"/>
         <w:snapToGrid w:val="true"/>
         <w:ind w:hanging="0" w:left="0"/>
@@ -495,7 +495,7 @@
           <w:ilvl w:val="0"/>
           <w:numId w:val="0"/>
         </w:numPr>
-        <w:overflowPunct w:val="false"/>
+        <w:overflowPunct w:val="true"/>
         <w:bidi w:val="0"/>
         <w:snapToGrid w:val="true"/>
         <w:ind w:hanging="0" w:left="0"/>
@@ -544,7 +544,7 @@
           <w:ilvl w:val="0"/>
           <w:numId w:val="0"/>
         </w:numPr>
-        <w:overflowPunct w:val="false"/>
+        <w:overflowPunct w:val="true"/>
         <w:bidi w:val="0"/>
         <w:snapToGrid w:val="true"/>
         <w:ind w:hanging="0" w:left="0"/>
@@ -581,7 +581,7 @@
           <w:ilvl w:val="0"/>
           <w:numId w:val="0"/>
         </w:numPr>
-        <w:overflowPunct w:val="false"/>
+        <w:overflowPunct w:val="true"/>
         <w:bidi w:val="0"/>
         <w:snapToGrid w:val="true"/>
         <w:ind w:hanging="0" w:left="0"/>
@@ -630,7 +630,7 @@
           <w:ilvl w:val="0"/>
           <w:numId w:val="0"/>
         </w:numPr>
-        <w:overflowPunct w:val="false"/>
+        <w:overflowPunct w:val="true"/>
         <w:bidi w:val="0"/>
         <w:snapToGrid w:val="true"/>
         <w:ind w:hanging="0" w:left="0"/>
@@ -667,43 +667,43 @@
           <w:ilvl w:val="0"/>
           <w:numId w:val="0"/>
         </w:numPr>
-        <w:overflowPunct w:val="false"/>
-        <w:bidi w:val="0"/>
-        <w:snapToGrid w:val="true"/>
-        <w:ind w:hanging="0" w:left="0"/>
-        <w:textAlignment w:val="auto"/>
-        <w:outlineLvl w:val="0"/>
-        <w:rPr>
-          <w:rFonts w:ascii="Consolas" w:hAnsi="Consolas" w:cs="Consolas"/>
-          <w:b w:val="false"/>
-          <w:bCs w:val="false"/>
-          <w:color w:val="000000"/>
-          <w:sz w:val="13"/>
-          <w:szCs w:val="13"/>
-          <w:lang w:val="en-US"/>
-        </w:rPr>
-      </w:pPr>
-      <w:r>
-        <w:rPr>
-          <w:rFonts w:cs="Consolas" w:ascii="Consolas" w:hAnsi="Consolas"/>
-          <w:b w:val="false"/>
-          <w:bCs w:val="false"/>
-          <w:color w:val="000000"/>
-          <w:sz w:val="13"/>
-          <w:szCs w:val="13"/>
-          <w:lang w:val="en-US"/>
-        </w:rPr>
-      </w:r>
-    </w:p>
-    <w:p>
-      <w:pPr>
-        <w:pStyle w:val="Normal"/>
-        <w:widowControl/>
-        <w:numPr>
-          <w:ilvl w:val="0"/>
-          <w:numId w:val="0"/>
-        </w:numPr>
-        <w:overflowPunct w:val="false"/>
+        <w:overflowPunct w:val="true"/>
+        <w:bidi w:val="0"/>
+        <w:snapToGrid w:val="true"/>
+        <w:ind w:hanging="0" w:left="0"/>
+        <w:textAlignment w:val="auto"/>
+        <w:outlineLvl w:val="0"/>
+        <w:rPr>
+          <w:rFonts w:ascii="Consolas" w:hAnsi="Consolas" w:cs="Consolas"/>
+          <w:b w:val="false"/>
+          <w:bCs w:val="false"/>
+          <w:color w:val="000000"/>
+          <w:sz w:val="13"/>
+          <w:szCs w:val="13"/>
+          <w:lang w:val="en-US"/>
+        </w:rPr>
+      </w:pPr>
+      <w:r>
+        <w:rPr>
+          <w:rFonts w:cs="Consolas" w:ascii="Consolas" w:hAnsi="Consolas"/>
+          <w:b w:val="false"/>
+          <w:bCs w:val="false"/>
+          <w:color w:val="000000"/>
+          <w:sz w:val="13"/>
+          <w:szCs w:val="13"/>
+          <w:lang w:val="en-US"/>
+        </w:rPr>
+      </w:r>
+    </w:p>
+    <w:p>
+      <w:pPr>
+        <w:pStyle w:val="Normal"/>
+        <w:widowControl/>
+        <w:numPr>
+          <w:ilvl w:val="0"/>
+          <w:numId w:val="0"/>
+        </w:numPr>
+        <w:overflowPunct w:val="true"/>
         <w:bidi w:val="0"/>
         <w:snapToGrid w:val="true"/>
         <w:ind w:hanging="0" w:left="0"/>
@@ -752,7 +752,7 @@
           <w:ilvl w:val="0"/>
           <w:numId w:val="0"/>
         </w:numPr>
-        <w:overflowPunct w:val="false"/>
+        <w:overflowPunct w:val="true"/>
         <w:bidi w:val="0"/>
         <w:snapToGrid w:val="true"/>
         <w:ind w:hanging="0" w:left="0"/>
@@ -789,7 +789,7 @@
           <w:ilvl w:val="0"/>
           <w:numId w:val="0"/>
         </w:numPr>
-        <w:overflowPunct w:val="false"/>
+        <w:overflowPunct w:val="true"/>
         <w:bidi w:val="0"/>
         <w:snapToGrid w:val="true"/>
         <w:ind w:hanging="0" w:left="0"/>
@@ -838,7 +838,7 @@
           <w:ilvl w:val="0"/>
           <w:numId w:val="0"/>
         </w:numPr>
-        <w:overflowPunct w:val="false"/>
+        <w:overflowPunct w:val="true"/>
         <w:bidi w:val="0"/>
         <w:snapToGrid w:val="true"/>
         <w:ind w:hanging="0" w:left="0"/>
@@ -875,7 +875,7 @@
           <w:ilvl w:val="0"/>
           <w:numId w:val="0"/>
         </w:numPr>
-        <w:overflowPunct w:val="false"/>
+        <w:overflowPunct w:val="true"/>
         <w:bidi w:val="0"/>
         <w:snapToGrid w:val="true"/>
         <w:ind w:hanging="0" w:left="0"/>
@@ -912,7 +912,7 @@
           <w:ilvl w:val="0"/>
           <w:numId w:val="0"/>
         </w:numPr>
-        <w:overflowPunct w:val="false"/>
+        <w:overflowPunct w:val="true"/>
         <w:bidi w:val="0"/>
         <w:snapToGrid w:val="true"/>
         <w:ind w:hanging="0" w:left="0"/>
@@ -949,43 +949,43 @@
           <w:ilvl w:val="0"/>
           <w:numId w:val="0"/>
         </w:numPr>
-        <w:overflowPunct w:val="false"/>
-        <w:bidi w:val="0"/>
-        <w:snapToGrid w:val="true"/>
-        <w:ind w:hanging="0" w:left="0"/>
-        <w:textAlignment w:val="auto"/>
-        <w:outlineLvl w:val="0"/>
-        <w:rPr>
-          <w:rFonts w:ascii="Consolas" w:hAnsi="Consolas" w:cs="Consolas"/>
-          <w:b w:val="false"/>
-          <w:bCs w:val="false"/>
-          <w:color w:val="000000"/>
-          <w:sz w:val="13"/>
-          <w:szCs w:val="13"/>
-          <w:lang w:val="en-US"/>
-        </w:rPr>
-      </w:pPr>
-      <w:r>
-        <w:rPr>
-          <w:rFonts w:cs="Consolas" w:ascii="Consolas" w:hAnsi="Consolas"/>
-          <w:b w:val="false"/>
-          <w:bCs w:val="false"/>
-          <w:color w:val="000000"/>
-          <w:sz w:val="13"/>
-          <w:szCs w:val="13"/>
-          <w:lang w:val="en-US"/>
-        </w:rPr>
-      </w:r>
-    </w:p>
-    <w:p>
-      <w:pPr>
-        <w:pStyle w:val="Normal"/>
-        <w:widowControl/>
-        <w:numPr>
-          <w:ilvl w:val="0"/>
-          <w:numId w:val="0"/>
-        </w:numPr>
-        <w:overflowPunct w:val="false"/>
+        <w:overflowPunct w:val="true"/>
+        <w:bidi w:val="0"/>
+        <w:snapToGrid w:val="true"/>
+        <w:ind w:hanging="0" w:left="0"/>
+        <w:textAlignment w:val="auto"/>
+        <w:outlineLvl w:val="0"/>
+        <w:rPr>
+          <w:rFonts w:ascii="Consolas" w:hAnsi="Consolas" w:cs="Consolas"/>
+          <w:b w:val="false"/>
+          <w:bCs w:val="false"/>
+          <w:color w:val="000000"/>
+          <w:sz w:val="13"/>
+          <w:szCs w:val="13"/>
+          <w:lang w:val="en-US"/>
+        </w:rPr>
+      </w:pPr>
+      <w:r>
+        <w:rPr>
+          <w:rFonts w:cs="Consolas" w:ascii="Consolas" w:hAnsi="Consolas"/>
+          <w:b w:val="false"/>
+          <w:bCs w:val="false"/>
+          <w:color w:val="000000"/>
+          <w:sz w:val="13"/>
+          <w:szCs w:val="13"/>
+          <w:lang w:val="en-US"/>
+        </w:rPr>
+      </w:r>
+    </w:p>
+    <w:p>
+      <w:pPr>
+        <w:pStyle w:val="Normal"/>
+        <w:widowControl/>
+        <w:numPr>
+          <w:ilvl w:val="0"/>
+          <w:numId w:val="0"/>
+        </w:numPr>
+        <w:overflowPunct w:val="true"/>
         <w:bidi w:val="0"/>
         <w:snapToGrid w:val="true"/>
         <w:ind w:hanging="0" w:left="0"/>
@@ -1022,7 +1022,7 @@
           <w:ilvl w:val="0"/>
           <w:numId w:val="0"/>
         </w:numPr>
-        <w:overflowPunct w:val="false"/>
+        <w:overflowPunct w:val="true"/>
         <w:bidi w:val="0"/>
         <w:snapToGrid w:val="true"/>
         <w:ind w:hanging="0" w:left="0"/>
@@ -1071,7 +1071,7 @@
           <w:ilvl w:val="0"/>
           <w:numId w:val="0"/>
         </w:numPr>
-        <w:overflowPunct w:val="false"/>
+        <w:overflowPunct w:val="true"/>
         <w:bidi w:val="0"/>
         <w:snapToGrid w:val="true"/>
         <w:ind w:hanging="0" w:left="0"/>
@@ -1108,7 +1108,7 @@
           <w:ilvl w:val="0"/>
           <w:numId w:val="0"/>
         </w:numPr>
-        <w:overflowPunct w:val="false"/>
+        <w:overflowPunct w:val="true"/>
         <w:bidi w:val="0"/>
         <w:snapToGrid w:val="true"/>
         <w:ind w:hanging="0" w:left="0"/>
@@ -1157,7 +1157,7 @@
           <w:ilvl w:val="0"/>
           <w:numId w:val="0"/>
         </w:numPr>
-        <w:overflowPunct w:val="false"/>
+        <w:overflowPunct w:val="true"/>
         <w:bidi w:val="0"/>
         <w:snapToGrid w:val="true"/>
         <w:ind w:hanging="0" w:left="0"/>
@@ -1194,7 +1194,7 @@
           <w:ilvl w:val="0"/>
           <w:numId w:val="0"/>
         </w:numPr>
-        <w:overflowPunct w:val="false"/>
+        <w:overflowPunct w:val="true"/>
         <w:bidi w:val="0"/>
         <w:snapToGrid w:val="true"/>
         <w:ind w:hanging="0" w:left="0"/>
@@ -1243,7 +1243,7 @@
           <w:ilvl w:val="0"/>
           <w:numId w:val="0"/>
         </w:numPr>
-        <w:overflowPunct w:val="false"/>
+        <w:overflowPunct w:val="true"/>
         <w:bidi w:val="0"/>
         <w:snapToGrid w:val="true"/>
         <w:ind w:hanging="0" w:left="0"/>
@@ -1280,7 +1280,7 @@
           <w:ilvl w:val="0"/>
           <w:numId w:val="0"/>
         </w:numPr>
-        <w:overflowPunct w:val="false"/>
+        <w:overflowPunct w:val="true"/>
         <w:bidi w:val="0"/>
         <w:snapToGrid w:val="true"/>
         <w:ind w:hanging="0" w:left="0"/>
@@ -1329,7 +1329,7 @@
           <w:ilvl w:val="0"/>
           <w:numId w:val="0"/>
         </w:numPr>
-        <w:overflowPunct w:val="false"/>
+        <w:overflowPunct w:val="true"/>
         <w:bidi w:val="0"/>
         <w:snapToGrid w:val="true"/>
         <w:ind w:hanging="0" w:left="0"/>
@@ -1366,7 +1366,7 @@
           <w:ilvl w:val="0"/>
           <w:numId w:val="0"/>
         </w:numPr>
-        <w:overflowPunct w:val="false"/>
+        <w:overflowPunct w:val="true"/>
         <w:bidi w:val="0"/>
         <w:snapToGrid w:val="true"/>
         <w:ind w:hanging="0" w:left="0"/>
@@ -1404,18 +1404,42 @@
           <w:szCs w:val="13"/>
           <w:lang w:val="en-US"/>
         </w:rPr>
-        <w:t>C     Dm</w:t>
-      </w:r>
-    </w:p>
-    <w:p>
-      <w:pPr>
-        <w:pStyle w:val="Normal"/>
-        <w:widowControl/>
-        <w:numPr>
-          <w:ilvl w:val="0"/>
-          <w:numId w:val="0"/>
-        </w:numPr>
-        <w:overflowPunct w:val="false"/>
+        <w:t xml:space="preserve">C   </w:t>
+      </w:r>
+      <w:r>
+        <w:rPr>
+          <w:rFonts w:cs="Consolas" w:ascii="Consolas" w:hAnsi="Consolas"/>
+          <w:b/>
+          <w:bCs/>
+          <w:color w:val="FF0000"/>
+          <w:sz w:val="13"/>
+          <w:szCs w:val="13"/>
+          <w:lang w:val="en-US"/>
+        </w:rPr>
+        <w:t>G</w:t>
+      </w:r>
+      <w:r>
+        <w:rPr>
+          <w:rFonts w:cs="Consolas" w:ascii="Consolas" w:hAnsi="Consolas"/>
+          <w:b w:val="false"/>
+          <w:bCs w:val="false"/>
+          <w:color w:val="000000"/>
+          <w:sz w:val="13"/>
+          <w:szCs w:val="13"/>
+          <w:lang w:val="en-US"/>
+        </w:rPr>
+        <w:t xml:space="preserve"> Dm</w:t>
+      </w:r>
+    </w:p>
+    <w:p>
+      <w:pPr>
+        <w:pStyle w:val="Normal"/>
+        <w:widowControl/>
+        <w:numPr>
+          <w:ilvl w:val="0"/>
+          <w:numId w:val="0"/>
+        </w:numPr>
+        <w:overflowPunct w:val="true"/>
         <w:bidi w:val="0"/>
         <w:snapToGrid w:val="true"/>
         <w:ind w:hanging="0" w:left="0"/>
@@ -1452,79 +1476,79 @@
           <w:ilvl w:val="0"/>
           <w:numId w:val="0"/>
         </w:numPr>
-        <w:overflowPunct w:val="false"/>
-        <w:bidi w:val="0"/>
-        <w:snapToGrid w:val="true"/>
-        <w:ind w:hanging="0" w:left="0"/>
-        <w:textAlignment w:val="auto"/>
-        <w:outlineLvl w:val="0"/>
-        <w:rPr>
-          <w:rFonts w:ascii="Consolas" w:hAnsi="Consolas" w:cs="Consolas"/>
-          <w:b w:val="false"/>
-          <w:bCs w:val="false"/>
-          <w:color w:val="000000"/>
-          <w:sz w:val="13"/>
-          <w:szCs w:val="13"/>
-          <w:lang w:val="en-US"/>
-        </w:rPr>
-      </w:pPr>
-      <w:r>
-        <w:rPr>
-          <w:rFonts w:cs="Consolas" w:ascii="Consolas" w:hAnsi="Consolas"/>
-          <w:b w:val="false"/>
-          <w:bCs w:val="false"/>
-          <w:color w:val="000000"/>
-          <w:sz w:val="13"/>
-          <w:szCs w:val="13"/>
-          <w:lang w:val="en-US"/>
-        </w:rPr>
-      </w:r>
-    </w:p>
-    <w:p>
-      <w:pPr>
-        <w:pStyle w:val="Normal"/>
-        <w:widowControl/>
-        <w:numPr>
-          <w:ilvl w:val="0"/>
-          <w:numId w:val="0"/>
-        </w:numPr>
-        <w:overflowPunct w:val="false"/>
-        <w:bidi w:val="0"/>
-        <w:snapToGrid w:val="true"/>
-        <w:ind w:hanging="0" w:left="0"/>
-        <w:textAlignment w:val="auto"/>
-        <w:outlineLvl w:val="0"/>
-        <w:rPr>
-          <w:rFonts w:ascii="Consolas" w:hAnsi="Consolas" w:cs="Consolas"/>
-          <w:b w:val="false"/>
-          <w:bCs w:val="false"/>
-          <w:color w:val="000000"/>
-          <w:sz w:val="13"/>
-          <w:szCs w:val="13"/>
-          <w:lang w:val="en-US"/>
-        </w:rPr>
-      </w:pPr>
-      <w:r>
-        <w:rPr>
-          <w:rFonts w:cs="Consolas" w:ascii="Consolas" w:hAnsi="Consolas"/>
-          <w:b w:val="false"/>
-          <w:bCs w:val="false"/>
-          <w:color w:val="000000"/>
-          <w:sz w:val="13"/>
-          <w:szCs w:val="13"/>
-          <w:lang w:val="en-US"/>
-        </w:rPr>
-      </w:r>
-    </w:p>
-    <w:p>
-      <w:pPr>
-        <w:pStyle w:val="Normal"/>
-        <w:widowControl/>
-        <w:numPr>
-          <w:ilvl w:val="0"/>
-          <w:numId w:val="0"/>
-        </w:numPr>
-        <w:overflowPunct w:val="false"/>
+        <w:overflowPunct w:val="true"/>
+        <w:bidi w:val="0"/>
+        <w:snapToGrid w:val="true"/>
+        <w:ind w:hanging="0" w:left="0"/>
+        <w:textAlignment w:val="auto"/>
+        <w:outlineLvl w:val="0"/>
+        <w:rPr>
+          <w:rFonts w:ascii="Consolas" w:hAnsi="Consolas" w:cs="Consolas"/>
+          <w:b w:val="false"/>
+          <w:bCs w:val="false"/>
+          <w:color w:val="000000"/>
+          <w:sz w:val="13"/>
+          <w:szCs w:val="13"/>
+          <w:lang w:val="en-US"/>
+        </w:rPr>
+      </w:pPr>
+      <w:r>
+        <w:rPr>
+          <w:rFonts w:cs="Consolas" w:ascii="Consolas" w:hAnsi="Consolas"/>
+          <w:b w:val="false"/>
+          <w:bCs w:val="false"/>
+          <w:color w:val="000000"/>
+          <w:sz w:val="13"/>
+          <w:szCs w:val="13"/>
+          <w:lang w:val="en-US"/>
+        </w:rPr>
+      </w:r>
+    </w:p>
+    <w:p>
+      <w:pPr>
+        <w:pStyle w:val="Normal"/>
+        <w:widowControl/>
+        <w:numPr>
+          <w:ilvl w:val="0"/>
+          <w:numId w:val="0"/>
+        </w:numPr>
+        <w:overflowPunct w:val="true"/>
+        <w:bidi w:val="0"/>
+        <w:snapToGrid w:val="true"/>
+        <w:ind w:hanging="0" w:left="0"/>
+        <w:textAlignment w:val="auto"/>
+        <w:outlineLvl w:val="0"/>
+        <w:rPr>
+          <w:rFonts w:ascii="Consolas" w:hAnsi="Consolas" w:cs="Consolas"/>
+          <w:b w:val="false"/>
+          <w:bCs w:val="false"/>
+          <w:color w:val="000000"/>
+          <w:sz w:val="13"/>
+          <w:szCs w:val="13"/>
+          <w:lang w:val="en-US"/>
+        </w:rPr>
+      </w:pPr>
+      <w:r>
+        <w:rPr>
+          <w:rFonts w:cs="Consolas" w:ascii="Consolas" w:hAnsi="Consolas"/>
+          <w:b w:val="false"/>
+          <w:bCs w:val="false"/>
+          <w:color w:val="000000"/>
+          <w:sz w:val="13"/>
+          <w:szCs w:val="13"/>
+          <w:lang w:val="en-US"/>
+        </w:rPr>
+      </w:r>
+    </w:p>
+    <w:p>
+      <w:pPr>
+        <w:pStyle w:val="Normal"/>
+        <w:widowControl/>
+        <w:numPr>
+          <w:ilvl w:val="0"/>
+          <w:numId w:val="0"/>
+        </w:numPr>
+        <w:overflowPunct w:val="true"/>
         <w:bidi w:val="0"/>
         <w:snapToGrid w:val="true"/>
         <w:ind w:hanging="0" w:left="0"/>
@@ -1561,7 +1585,7 @@
           <w:ilvl w:val="0"/>
           <w:numId w:val="0"/>
         </w:numPr>
-        <w:overflowPunct w:val="false"/>
+        <w:overflowPunct w:val="true"/>
         <w:bidi w:val="0"/>
         <w:snapToGrid w:val="true"/>
         <w:ind w:hanging="0" w:left="0"/>
@@ -1597,7 +1621,7 @@
           <w:ilvl w:val="0"/>
           <w:numId w:val="0"/>
         </w:numPr>
-        <w:overflowPunct w:val="false"/>
+        <w:overflowPunct w:val="true"/>
         <w:bidi w:val="0"/>
         <w:snapToGrid w:val="true"/>
         <w:ind w:hanging="0" w:left="0"/>
@@ -1634,7 +1658,7 @@
           <w:ilvl w:val="0"/>
           <w:numId w:val="0"/>
         </w:numPr>
-        <w:overflowPunct w:val="false"/>
+        <w:overflowPunct w:val="true"/>
         <w:bidi w:val="0"/>
         <w:snapToGrid w:val="true"/>
         <w:ind w:hanging="0" w:left="0"/>
@@ -1670,7 +1694,7 @@
           <w:ilvl w:val="0"/>
           <w:numId w:val="0"/>
         </w:numPr>
-        <w:overflowPunct w:val="false"/>
+        <w:overflowPunct w:val="true"/>
         <w:bidi w:val="0"/>
         <w:snapToGrid w:val="true"/>
         <w:ind w:hanging="0" w:left="0"/>
@@ -1707,7 +1731,7 @@
           <w:ilvl w:val="0"/>
           <w:numId w:val="0"/>
         </w:numPr>
-        <w:overflowPunct w:val="false"/>
+        <w:overflowPunct w:val="true"/>
         <w:bidi w:val="0"/>
         <w:snapToGrid w:val="true"/>
         <w:ind w:hanging="0" w:left="0"/>
@@ -1756,7 +1780,7 @@
           <w:ilvl w:val="0"/>
           <w:numId w:val="0"/>
         </w:numPr>
-        <w:overflowPunct w:val="false"/>
+        <w:overflowPunct w:val="true"/>
         <w:bidi w:val="0"/>
         <w:snapToGrid w:val="true"/>
         <w:ind w:hanging="0" w:left="0"/>
@@ -1793,7 +1817,7 @@
           <w:ilvl w:val="0"/>
           <w:numId w:val="0"/>
         </w:numPr>
-        <w:overflowPunct w:val="false"/>
+        <w:overflowPunct w:val="true"/>
         <w:bidi w:val="0"/>
         <w:snapToGrid w:val="true"/>
         <w:ind w:hanging="0" w:left="0"/>
@@ -1842,7 +1866,7 @@
           <w:ilvl w:val="0"/>
           <w:numId w:val="0"/>
         </w:numPr>
-        <w:overflowPunct w:val="false"/>
+        <w:overflowPunct w:val="true"/>
         <w:bidi w:val="0"/>
         <w:snapToGrid w:val="true"/>
         <w:ind w:hanging="0" w:left="0"/>
@@ -1879,7 +1903,7 @@
           <w:ilvl w:val="0"/>
           <w:numId w:val="0"/>
         </w:numPr>
-        <w:overflowPunct w:val="false"/>
+        <w:overflowPunct w:val="true"/>
         <w:bidi w:val="0"/>
         <w:snapToGrid w:val="true"/>
         <w:ind w:hanging="0" w:left="0"/>
@@ -1928,7 +1952,7 @@
           <w:ilvl w:val="0"/>
           <w:numId w:val="0"/>
         </w:numPr>
-        <w:overflowPunct w:val="false"/>
+        <w:overflowPunct w:val="true"/>
         <w:bidi w:val="0"/>
         <w:snapToGrid w:val="true"/>
         <w:ind w:hanging="0" w:left="0"/>
@@ -1965,7 +1989,7 @@
           <w:ilvl w:val="0"/>
           <w:numId w:val="0"/>
         </w:numPr>
-        <w:overflowPunct w:val="false"/>
+        <w:overflowPunct w:val="true"/>
         <w:bidi w:val="0"/>
         <w:snapToGrid w:val="true"/>
         <w:ind w:hanging="0" w:left="0"/>
@@ -2014,7 +2038,7 @@
           <w:ilvl w:val="0"/>
           <w:numId w:val="0"/>
         </w:numPr>
-        <w:overflowPunct w:val="false"/>
+        <w:overflowPunct w:val="true"/>
         <w:bidi w:val="0"/>
         <w:snapToGrid w:val="true"/>
         <w:ind w:hanging="0" w:left="0"/>
@@ -2051,7 +2075,7 @@
           <w:ilvl w:val="0"/>
           <w:numId w:val="0"/>
         </w:numPr>
-        <w:overflowPunct w:val="false"/>
+        <w:overflowPunct w:val="true"/>
         <w:bidi w:val="0"/>
         <w:snapToGrid w:val="true"/>
         <w:ind w:hanging="0" w:left="0"/>
@@ -2115,7 +2139,7 @@
     <w:pPr>
       <w:widowControl/>
       <w:suppressAutoHyphens w:val="true"/>
-      <w:overflowPunct w:val="false"/>
+      <w:overflowPunct w:val="true"/>
       <w:bidi w:val="0"/>
       <w:spacing w:before="0" w:after="0"/>
       <w:jc w:val="left"/>
@@ -2144,7 +2168,7 @@
       <w:spacing w:before="240" w:after="120"/>
     </w:pPr>
     <w:rPr>
-      <w:rFonts w:ascii="Liberation Sans" w:hAnsi="Liberation Sans" w:eastAsia="Microsoft YaHei" w:cs="Lucida Sans"/>
+      <w:rFonts w:ascii="Liberation Sans;Arial" w:hAnsi="Liberation Sans;Arial" w:eastAsia="Microsoft YaHei" w:cs="Arial"/>
       <w:sz w:val="28"/>
       <w:szCs w:val="28"/>
     </w:rPr>
@@ -2189,7 +2213,7 @@
       <w:suppressLineNumbers/>
     </w:pPr>
     <w:rPr>
-      <w:rFonts w:cs="Lucida Sans"/>
+      <w:rFonts w:cs="Lohit Devanagari;Germania One"/>
     </w:rPr>
   </w:style>
   <w:style w:type="paragraph" w:styleId="Ttulouser">
@@ -2202,7 +2226,7 @@
       <w:spacing w:before="240" w:after="120"/>
     </w:pPr>
     <w:rPr>
-      <w:rFonts w:ascii="Liberation Sans;Arial" w:hAnsi="Liberation Sans;Arial" w:eastAsia="Microsoft YaHei" w:cs="Arial"/>
+      <w:rFonts w:ascii="Liberation Sans" w:hAnsi="Liberation Sans" w:eastAsia="Microsoft YaHei" w:cs="Lucida Sans"/>
       <w:sz w:val="28"/>
       <w:szCs w:val="28"/>
     </w:rPr>
@@ -2215,7 +2239,7 @@
       <w:suppressLineNumbers/>
     </w:pPr>
     <w:rPr>
-      <w:rFonts w:cs="Lohit Devanagari;Germania One"/>
+      <w:rFonts w:cs="Lucida Sans"/>
     </w:rPr>
   </w:style>
   <w:style w:type="paragraph" w:styleId="caption1">
